--- a/лабораторные/ЛР13 Конструкторы и static/ЛР13 Конструкторы и static.docx
+++ b/лабораторные/ЛР13 Конструкторы и static/ЛР13 Конструкторы и static.docx
@@ -2439,293 +2439,67 @@
         <w:jc w:val="left"/>
       </w:pPr>
       <w:r>
-        <w:t xml:space="preserve">Результат (Logcat)</w:t>
+        <w:t xml:space="preserve">Результат</w:t>
       </w:r>
     </w:p>
     <w:p>
       <w:pPr>
         <w:keepNext/>
-        <w:pBdr>
-          <w:top w:val="single" w:color="A9C4A0" w:sz="4" w:space="4"/>
-          <w:left w:val="single" w:color="A9C4A0" w:sz="4" w:space="4"/>
-          <w:bottom w:val="single" w:color="A9C4A0" w:sz="4" w:space="4"/>
-          <w:right w:val="single" w:color="A9C4A0" w:sz="4" w:space="4"/>
-        </w:pBdr>
-        <w:shd w:fill="F1F7EE" w:color="auto" w:val="clear"/>
-        <w:spacing w:after="0" w:before="60" w:line="240"/>
-        <w:ind w:left="113" w:right="113"/>
-      </w:pPr>
-      <w:r>
-        <w:rPr>
-          <w:rFonts w:ascii="Courier New" w:cs="Courier New" w:eastAsia="Courier New" w:hAnsi="Courier New"/>
-          <w:sz w:val="16"/>
-          <w:szCs w:val="16"/>
-        </w:rPr>
-        <w:t xml:space="preserve">Info: Всего кораблей создано: 2</w:t>
-      </w:r>
-    </w:p>
-    <w:p>
-      <w:pPr>
-        <w:keepNext/>
-        <w:pBdr>
-          <w:top w:val="single" w:color="A9C4A0" w:sz="4" w:space="4"/>
-          <w:left w:val="single" w:color="A9C4A0" w:sz="4" w:space="4"/>
-          <w:bottom w:val="single" w:color="A9C4A0" w:sz="4" w:space="4"/>
-          <w:right w:val="single" w:color="A9C4A0" w:sz="4" w:space="4"/>
-        </w:pBdr>
-        <w:shd w:fill="F1F7EE" w:color="auto" w:val="clear"/>
-        <w:spacing w:after="0" w:before="0" w:line="240"/>
-        <w:ind w:left="113" w:right="113"/>
-      </w:pPr>
-      <w:r>
-        <w:rPr>
-          <w:rFonts w:ascii="Courier New" w:cs="Courier New" w:eastAsia="Courier New" w:hAnsi="Courier New"/>
-          <w:sz w:val="16"/>
-          <w:szCs w:val="16"/>
-        </w:rPr>
-        <w:t xml:space="preserve">Info: Восток: прочность 100</w:t>
-      </w:r>
-    </w:p>
-    <w:p>
-      <w:pPr>
-        <w:keepNext/>
-        <w:pBdr>
-          <w:top w:val="single" w:color="A9C4A0" w:sz="4" w:space="4"/>
-          <w:left w:val="single" w:color="A9C4A0" w:sz="4" w:space="4"/>
-          <w:bottom w:val="single" w:color="A9C4A0" w:sz="4" w:space="4"/>
-          <w:right w:val="single" w:color="A9C4A0" w:sz="4" w:space="4"/>
-        </w:pBdr>
-        <w:shd w:fill="F1F7EE" w:color="auto" w:val="clear"/>
-        <w:spacing w:after="0" w:before="0" w:line="240"/>
-        <w:ind w:left="113" w:right="113"/>
-      </w:pPr>
-      <w:r>
-        <w:rPr>
-          <w:rFonts w:ascii="Courier New" w:cs="Courier New" w:eastAsia="Courier New" w:hAnsi="Courier New"/>
-          <w:sz w:val="16"/>
-          <w:szCs w:val="16"/>
-        </w:rPr>
-        <w:t xml:space="preserve">Info: Союз: прочность 100</w:t>
-      </w:r>
-    </w:p>
-    <w:p>
-      <w:pPr>
-        <w:keepNext/>
-        <w:pBdr>
-          <w:top w:val="single" w:color="A9C4A0" w:sz="4" w:space="4"/>
-          <w:left w:val="single" w:color="A9C4A0" w:sz="4" w:space="4"/>
-          <w:bottom w:val="single" w:color="A9C4A0" w:sz="4" w:space="4"/>
-          <w:right w:val="single" w:color="A9C4A0" w:sz="4" w:space="4"/>
-        </w:pBdr>
-        <w:shd w:fill="F1F7EE" w:color="auto" w:val="clear"/>
-        <w:spacing w:after="0" w:before="0" w:line="240"/>
-        <w:ind w:left="113" w:right="113"/>
-      </w:pPr>
-      <w:r>
-        <w:rPr>
-          <w:rFonts w:ascii="Courier New" w:cs="Courier New" w:eastAsia="Courier New" w:hAnsi="Courier New"/>
-          <w:sz w:val="16"/>
-          <w:szCs w:val="16"/>
-        </w:rPr>
-        <w:t xml:space="preserve">Info: Попадание! </w:t>
-      </w:r>
-    </w:p>
-    <w:p>
-      <w:pPr>
-        <w:keepNext/>
-        <w:pBdr>
-          <w:top w:val="single" w:color="A9C4A0" w:sz="4" w:space="4"/>
-          <w:left w:val="single" w:color="A9C4A0" w:sz="4" w:space="4"/>
-          <w:bottom w:val="single" w:color="A9C4A0" w:sz="4" w:space="4"/>
-          <w:right w:val="single" w:color="A9C4A0" w:sz="4" w:space="4"/>
-        </w:pBdr>
-        <w:shd w:fill="F1F7EE" w:color="auto" w:val="clear"/>
-        <w:spacing w:after="0" w:before="0" w:line="240"/>
-        <w:ind w:left="113" w:right="113"/>
-      </w:pPr>
-      <w:r>
-        <w:rPr>
-          <w:rFonts w:ascii="Courier New" w:cs="Courier New" w:eastAsia="Courier New" w:hAnsi="Courier New"/>
-          <w:sz w:val="16"/>
-          <w:szCs w:val="16"/>
-        </w:rPr>
-        <w:t xml:space="preserve">Info: Восток: 65, Союз: 100</w:t>
-      </w:r>
-    </w:p>
-    <w:p>
-      <w:pPr>
-        <w:keepNext/>
-        <w:pBdr>
-          <w:top w:val="single" w:color="A9C4A0" w:sz="4" w:space="4"/>
-          <w:left w:val="single" w:color="A9C4A0" w:sz="4" w:space="4"/>
-          <w:bottom w:val="single" w:color="A9C4A0" w:sz="4" w:space="4"/>
-          <w:right w:val="single" w:color="A9C4A0" w:sz="4" w:space="4"/>
-        </w:pBdr>
-        <w:shd w:fill="F1F7EE" w:color="auto" w:val="clear"/>
-        <w:spacing w:after="0" w:before="0" w:line="240"/>
-        <w:ind w:left="113" w:right="113"/>
-      </w:pPr>
-      <w:r>
-        <w:rPr>
-          <w:rFonts w:ascii="Courier New" w:cs="Courier New" w:eastAsia="Courier New" w:hAnsi="Courier New"/>
-          <w:sz w:val="16"/>
-          <w:szCs w:val="16"/>
-        </w:rPr>
-        <w:t xml:space="preserve">Info: Попадание! </w:t>
-      </w:r>
-    </w:p>
-    <w:p>
-      <w:pPr>
-        <w:keepNext/>
-        <w:pBdr>
-          <w:top w:val="single" w:color="A9C4A0" w:sz="4" w:space="4"/>
-          <w:left w:val="single" w:color="A9C4A0" w:sz="4" w:space="4"/>
-          <w:bottom w:val="single" w:color="A9C4A0" w:sz="4" w:space="4"/>
-          <w:right w:val="single" w:color="A9C4A0" w:sz="4" w:space="4"/>
-        </w:pBdr>
-        <w:shd w:fill="F1F7EE" w:color="auto" w:val="clear"/>
-        <w:spacing w:after="0" w:before="0" w:line="240"/>
-        <w:ind w:left="113" w:right="113"/>
-      </w:pPr>
-      <w:r>
-        <w:rPr>
-          <w:rFonts w:ascii="Courier New" w:cs="Courier New" w:eastAsia="Courier New" w:hAnsi="Courier New"/>
-          <w:sz w:val="16"/>
-          <w:szCs w:val="16"/>
-        </w:rPr>
-        <w:t xml:space="preserve">Info: Попадание! </w:t>
-      </w:r>
-    </w:p>
-    <w:p>
-      <w:pPr>
-        <w:keepNext/>
-        <w:pBdr>
-          <w:top w:val="single" w:color="A9C4A0" w:sz="4" w:space="4"/>
-          <w:left w:val="single" w:color="A9C4A0" w:sz="4" w:space="4"/>
-          <w:bottom w:val="single" w:color="A9C4A0" w:sz="4" w:space="4"/>
-          <w:right w:val="single" w:color="A9C4A0" w:sz="4" w:space="4"/>
-        </w:pBdr>
-        <w:shd w:fill="F1F7EE" w:color="auto" w:val="clear"/>
-        <w:spacing w:after="0" w:before="0" w:line="240"/>
-        <w:ind w:left="113" w:right="113"/>
-      </w:pPr>
-      <w:r>
-        <w:rPr>
-          <w:rFonts w:ascii="Courier New" w:cs="Courier New" w:eastAsia="Courier New" w:hAnsi="Courier New"/>
-          <w:sz w:val="16"/>
-          <w:szCs w:val="16"/>
-        </w:rPr>
-        <w:t xml:space="preserve">Info: Попадание! </w:t>
-      </w:r>
-    </w:p>
-    <w:p>
-      <w:pPr>
-        <w:keepNext/>
-        <w:pBdr>
-          <w:top w:val="single" w:color="A9C4A0" w:sz="4" w:space="4"/>
-          <w:left w:val="single" w:color="A9C4A0" w:sz="4" w:space="4"/>
-          <w:bottom w:val="single" w:color="A9C4A0" w:sz="4" w:space="4"/>
-          <w:right w:val="single" w:color="A9C4A0" w:sz="4" w:space="4"/>
-        </w:pBdr>
-        <w:shd w:fill="F1F7EE" w:color="auto" w:val="clear"/>
-        <w:spacing w:after="0" w:before="0" w:line="240"/>
-        <w:ind w:left="113" w:right="113"/>
-      </w:pPr>
-      <w:r>
-        <w:rPr>
-          <w:rFonts w:ascii="Courier New" w:cs="Courier New" w:eastAsia="Courier New" w:hAnsi="Courier New"/>
-          <w:sz w:val="16"/>
-          <w:szCs w:val="16"/>
-        </w:rPr>
-        <w:t xml:space="preserve">Info: Корабль 'Союз' уничтожен!</w:t>
-      </w:r>
-    </w:p>
-    <w:p>
-      <w:pPr>
-        <w:keepNext/>
-        <w:pBdr>
-          <w:top w:val="single" w:color="A9C4A0" w:sz="4" w:space="4"/>
-          <w:left w:val="single" w:color="A9C4A0" w:sz="4" w:space="4"/>
-          <w:bottom w:val="single" w:color="A9C4A0" w:sz="4" w:space="4"/>
-          <w:right w:val="single" w:color="A9C4A0" w:sz="4" w:space="4"/>
-        </w:pBdr>
-        <w:shd w:fill="F1F7EE" w:color="auto" w:val="clear"/>
-        <w:spacing w:after="0" w:before="0" w:line="240"/>
-        <w:ind w:left="113" w:right="113"/>
-      </w:pPr>
-      <w:r>
-        <w:rPr>
-          <w:rFonts w:ascii="Courier New" w:cs="Courier New" w:eastAsia="Courier New" w:hAnsi="Courier New"/>
-          <w:sz w:val="16"/>
-          <w:szCs w:val="16"/>
-        </w:rPr>
-        <w:t xml:space="preserve">Info: Восток: 65, Союз: -5</w:t>
-      </w:r>
-    </w:p>
-    <w:p>
-      <w:pPr>
-        <w:keepNext/>
-        <w:pBdr>
-          <w:top w:val="single" w:color="A9C4A0" w:sz="4" w:space="4"/>
-          <w:left w:val="single" w:color="A9C4A0" w:sz="4" w:space="4"/>
-          <w:bottom w:val="single" w:color="A9C4A0" w:sz="4" w:space="4"/>
-          <w:right w:val="single" w:color="A9C4A0" w:sz="4" w:space="4"/>
-        </w:pBdr>
-        <w:shd w:fill="F1F7EE" w:color="auto" w:val="clear"/>
-        <w:spacing w:after="0" w:before="0" w:line="240"/>
-        <w:ind w:left="113" w:right="113"/>
-      </w:pPr>
-      <w:r>
-        <w:rPr>
-          <w:rFonts w:ascii="Courier New" w:cs="Courier New" w:eastAsia="Courier New" w:hAnsi="Courier New"/>
-          <w:sz w:val="16"/>
-          <w:szCs w:val="16"/>
-        </w:rPr>
-        <w:t xml:space="preserve">Info: Корабль 'Союз' уже уничтожен</w:t>
-      </w:r>
-    </w:p>
-    <w:p>
-      <w:pPr>
-        <w:keepNext/>
-        <w:pBdr>
-          <w:top w:val="single" w:color="A9C4A0" w:sz="4" w:space="4"/>
-          <w:left w:val="single" w:color="A9C4A0" w:sz="4" w:space="4"/>
-          <w:bottom w:val="single" w:color="A9C4A0" w:sz="4" w:space="4"/>
-          <w:right w:val="single" w:color="A9C4A0" w:sz="4" w:space="4"/>
-        </w:pBdr>
-        <w:shd w:fill="F1F7EE" w:color="auto" w:val="clear"/>
-        <w:spacing w:after="0" w:before="0" w:line="240"/>
-        <w:ind w:left="113" w:right="113"/>
-      </w:pPr>
-      <w:r>
-        <w:rPr>
-          <w:rFonts w:ascii="Courier New" w:cs="Courier New" w:eastAsia="Courier New" w:hAnsi="Courier New"/>
-          <w:sz w:val="16"/>
-          <w:szCs w:val="16"/>
-        </w:rPr>
-        <w:t xml:space="preserve">Info: Восток: 65, Союз: -5</w:t>
-      </w:r>
-    </w:p>
-    <w:p>
-      <w:pPr>
-        <w:keepNext w:val="false"/>
-        <w:pBdr>
-          <w:top w:val="single" w:color="A9C4A0" w:sz="4" w:space="4"/>
-          <w:left w:val="single" w:color="A9C4A0" w:sz="4" w:space="4"/>
-          <w:bottom w:val="single" w:color="A9C4A0" w:sz="4" w:space="4"/>
-          <w:right w:val="single" w:color="A9C4A0" w:sz="4" w:space="4"/>
-        </w:pBdr>
-        <w:shd w:fill="F1F7EE" w:color="auto" w:val="clear"/>
-        <w:spacing w:after="160" w:before="0" w:line="240"/>
-        <w:ind w:left="113" w:right="113"/>
-      </w:pPr>
-      <w:r>
-        <w:rPr>
-          <w:rFonts w:ascii="Courier New" w:cs="Courier New" w:eastAsia="Courier New" w:hAnsi="Courier New"/>
-          <w:sz w:val="16"/>
-          <w:szCs w:val="16"/>
-        </w:rPr>
-        <w:t xml:space="preserve">Info: Всего кораблей осталось: 1</w:t>
+        <w:spacing w:before="120" w:line="240" w:lineRule="auto"/>
+        <w:jc w:val="center"/>
+      </w:pPr>
+      <w:r>
+        <w:drawing>
+          <wp:inline distT="0" distB="0" distL="0" distR="0">
+            <wp:extent cx="5105400" cy="2476500"/>
+            <wp:effectExtent t="0" r="0" b="0" l="0"/>
+            <wp:docPr id="1" name="" descr="" title=""/>
+            <wp:cNvGraphicFramePr>
+              <a:graphicFrameLocks xmlns:a="http://schemas.openxmlformats.org/drawingml/2006/main" noChangeAspect="1"/>
+            </wp:cNvGraphicFramePr>
+            <a:graphic xmlns:a="http://schemas.openxmlformats.org/drawingml/2006/main">
+              <a:graphicData uri="http://schemas.openxmlformats.org/drawingml/2006/picture">
+                <pic:pic xmlns:pic="http://schemas.openxmlformats.org/drawingml/2006/picture">
+                  <pic:nvPicPr>
+                    <pic:cNvPr id="0" name="" descr=""/>
+                    <pic:cNvPicPr>
+                      <a:picLocks noChangeAspect="1" noChangeArrowheads="1"/>
+                    </pic:cNvPicPr>
+                  </pic:nvPicPr>
+                  <pic:blipFill>
+                    <a:blip r:embed="rId8" cstate="none"/>
+                    <a:srcRect/>
+                    <a:stretch>
+                      <a:fillRect/>
+                    </a:stretch>
+                  </pic:blipFill>
+                  <pic:spPr bwMode="auto">
+                    <a:xfrm>
+                      <a:off x="0" y="0"/>
+                      <a:ext cx="5105400" cy="2476500"/>
+                    </a:xfrm>
+                    <a:prstGeom prst="rect">
+                      <a:avLst/>
+                    </a:prstGeom>
+                  </pic:spPr>
+                </pic:pic>
+              </a:graphicData>
+            </a:graphic>
+          </wp:inline>
+        </w:drawing>
+      </w:r>
+    </w:p>
+    <w:p>
+      <w:pPr>
+        <w:spacing w:after="200" w:before="60"/>
+        <w:jc w:val="center"/>
+      </w:pPr>
+      <w:r>
+        <w:rPr>
+          <w:sz w:val="24"/>
+          <w:szCs w:val="24"/>
+        </w:rPr>
+        <w:t xml:space="preserve">Рисунок 1 — вывод приложения в Logcat</w:t>
       </w:r>
     </w:p>
     <w:p>
@@ -2994,7 +2768,7 @@
     </w:rPrDefault>
     <w:pPrDefault>
       <w:pPr>
-        <w:spacing w:line="276"/>
+        <w:spacing w:line="276" w:lineRule="auto"/>
       </w:pPr>
     </w:pPrDefault>
   </w:docDefaults>
